--- a/BaseApp/Source/Base Application/Finance/FinancialReports/FinancialReportExportEmail.docx
+++ b/BaseApp/Source/Base Application/Finance/FinancialReports/FinancialReportExportEmail.docx
@@ -14,10 +14,10 @@
         <w:placeholder>
           <w:docPart w:val="DefaultPlaceholder_-1854013440"/>
         </w:placeholder>
-        <w:dataBinding w:prefixMappings="xmlns:ns0='urn:microsoft-dynamics-nav/reports/Financial_Report_Export_Email/99009600/'" w:xpath="/ns0:NavWordReportXmlPart[1]/ns0:Root[1]/ns0:GreetingTxt[1]" w:storeItemID="{D668ADF5-4AEE-4163-8689-20F4DB5C2F6D}"/>
+        <w:dataBinding w:prefixMappings="xmlns:ns0='urn:microsoft-dynamics-nav/reports/Financial_Report_Export_Email/8360/'" w:xpath="/ns0:NavWordReportXmlPart[1]/ns0:Root[1]/ns0:GreetingTxt[1]" w:storeItemID="{D668ADF5-4AEE-4163-8689-20F4DB5C2F6D}"/>
         <w:text/>
         <w:alias w:val="#Nav: /Root/GreetingTxt"/>
-        <w:tag w:val="#Nav: Financial_Report_Export_Email/99009600"/>
+        <w:tag w:val="#Nav: Financial_Report_Export_Email/8360"/>
       </w:sdtPr>
       <w:sdtContent>
         <w:p>
@@ -55,10 +55,10 @@
         <w:placeholder>
           <w:docPart w:val="DefaultPlaceholder_-1854013440"/>
         </w:placeholder>
-        <w:dataBinding w:prefixMappings="xmlns:ns0='urn:microsoft-dynamics-nav/reports/Financial_Report_Export_Email/99009600/'" w:xpath="/ns0:NavWordReportXmlPart[1]/ns0:Root[1]/ns0:ReportContext[1]" w:storeItemID="{D668ADF5-4AEE-4163-8689-20F4DB5C2F6D}"/>
+        <w:dataBinding w:prefixMappings="xmlns:ns0='urn:microsoft-dynamics-nav/reports/Financial_Report_Export_Email/8360/'" w:xpath="/ns0:NavWordReportXmlPart[1]/ns0:Root[1]/ns0:ReportContext[1]" w:storeItemID="{D668ADF5-4AEE-4163-8689-20F4DB5C2F6D}"/>
         <w:text/>
         <w:alias w:val="#Nav: /Root/ReportContext"/>
-        <w:tag w:val="#Nav: Financial_Report_Export_Email/99009600"/>
+        <w:tag w:val="#Nav: Financial_Report_Export_Email/8360"/>
       </w:sdtPr>
       <w:sdtContent>
         <w:p>
@@ -105,10 +105,10 @@
           <w:placeholder>
             <w:docPart w:val="DefaultPlaceholder_-1854013440"/>
           </w:placeholder>
-          <w:dataBinding w:prefixMappings="xmlns:ns0='urn:microsoft-dynamics-nav/reports/Financial_Report_Export_Email/99009600/'" w:xpath="/ns0:NavWordReportXmlPart[1]/ns0:Root[1]/ns0:AutomatedEmailTxt[1]" w:storeItemID="{D668ADF5-4AEE-4163-8689-20F4DB5C2F6D}"/>
+          <w:dataBinding w:prefixMappings="xmlns:ns0='urn:microsoft-dynamics-nav/reports/Financial_Report_Export_Email/8360/'" w:xpath="/ns0:NavWordReportXmlPart[1]/ns0:Root[1]/ns0:AutomatedEmailTxt[1]" w:storeItemID="{D668ADF5-4AEE-4163-8689-20F4DB5C2F6D}"/>
           <w:text/>
           <w:alias w:val="#Nav: /Root/AutomatedEmailTxt"/>
-          <w:tag w:val="#Nav: Financial_Report_Export_Email/99009600"/>
+          <w:tag w:val="#Nav: Financial_Report_Export_Email/8360"/>
         </w:sdtPr>
         <w:sdtContent>
           <w:proofErr w:type="spellStart"/>
@@ -145,10 +145,10 @@
           <w:placeholder>
             <w:docPart w:val="DefaultPlaceholder_-1854013440"/>
           </w:placeholder>
-          <w:dataBinding w:prefixMappings="xmlns:ns0='urn:microsoft-dynamics-nav/reports/Financial_Report_Export_Email/99009600/'" w:xpath="/ns0:NavWordReportXmlPart[1]/ns0:Root[1]/ns0:Schedules_Url[1]" w:storeItemID="{D668ADF5-4AEE-4163-8689-20F4DB5C2F6D}"/>
+          <w:dataBinding w:prefixMappings="xmlns:ns0='urn:microsoft-dynamics-nav/reports/Financial_Report_Export_Email/8360/'" w:xpath="/ns0:NavWordReportXmlPart[1]/ns0:Root[1]/ns0:Schedules_Url[1]" w:storeItemID="{D668ADF5-4AEE-4163-8689-20F4DB5C2F6D}"/>
           <w:text/>
           <w:alias w:val="#Nav: /Root/Schedules_Url"/>
-          <w:tag w:val="#Nav: Financial_Report_Export_Email/99009600"/>
+          <w:tag w:val="#Nav: Financial_Report_Export_Email/8360"/>
         </w:sdtPr>
         <w:sdtContent>
           <w:proofErr w:type="spellStart"/>
@@ -1464,105 +1464,53 @@
 </a:theme>
 </file>
 
-<file path=customXml/item1.xml>��< ? x m l   v e r s i o n = " 1 . 0 "   e n c o d i n g = " u t f - 1 6 " ? > < N a v W o r d R e p o r t X m l P a r t   x m l n s = " u r n : m i c r o s o f t - d y n a m i c s - n a v / r e p o r t s / F i n a n c i a l _ R e p o r t _ E x p o r t _ E m a i l / 9 9 0 0 9 6 0 0 / " > - 
-     < B C R e p o r t I n f o r m a t i o n > - 
-         < R e p o r t M e t a d a t a > - 
-             < E x t e n s i o n I d > E x t e n s i o n   I D < / E x t e n s i o n I d > - 
-             < E x t e n s i o n N a m e > E x t e n s i o n   N a m e < / E x t e n s i o n N a m e > - 
-             < E x t e n s i o n P u b l i s h e r > E x t e n s i o n   P u b l i s h e r < / E x t e n s i o n P u b l i s h e r > - 
-             < E x t e n s i o n V e r s i o n > E x t e n s i o n   V e r s i o n < / E x t e n s i o n V e r s i o n > - 
-             < R e p o r t I d > R e p o r t   I D < / R e p o r t I d > - 
-             < R e p o r t N a m e > R e p o r t   N a m e < / R e p o r t N a m e > - 
-             < A b o u t T h i s R e p o r t T i t l e > A b o u t   T h i s   R e p o r t   T i t l e < / A b o u t T h i s R e p o r t T i t l e > - 
-             < A b o u t T h i s R e p o r t T e x t > A b o u t   T h i s   R e p o r t   T e x t < / A b o u t T h i s R e p o r t T e x t > - 
-             < R e p o r t H e l p L i n k > R e p o r t   H e l p   L i n k < / R e p o r t H e l p L i n k > - 
-         < / R e p o r t M e t a d a t a > - 
-         < R e p o r t R e q u e s t > - 
-             < T e n a n t E n t r a I d > T e n a n t   E n t r a   I d < / T e n a n t E n t r a I d > - 
-             < E n v i r o n m e n t N a m e > E n v i r o n m e n t   N a m e < / E n v i r o n m e n t N a m e > - 
-             < E n v i r o n m e n t T y p e > E n v i r o n m e n t   T y p e < / E n v i r o n m e n t T y p e > - 
-             < C o m p a n y N a m e > C o m p a n y   N a m e < / C o m p a n y N a m e > - 
-             < C o m p a n y D i s p l a y N a m e > C o m p a n y   D i s p l a y   N a m e < / C o m p a n y D i s p l a y N a m e > - 
-             < C o m p a n y I d > C o m p a n y   I D < / C o m p a n y I d > - 
-             < U s e r N a m e > U s e r   N a m e < / U s e r N a m e > - 
-             < D a t e A n d T i m e > D a t e   a n d   T i m e < / D a t e A n d T i m e > - 
-             < L a n g u a g e > L a n g u a g e < / L a n g u a g e > - 
-             < F o r m a t R e g i o n > F o r m a t   R e g i o n < / F o r m a t R e g i o n > - 
-             < D a t e T i m e V a l u e s > - 
-                 < Y e a r > Y e a r < / Y e a r > - 
-                 < M o n t h N u m b e r > M o n t h   N u m b e r < / M o n t h N u m b e r > - 
-                 < D a y N u m b e r > D a y   N u m b e r < / D a y N u m b e r > - 
-                 < H o u r > H o u r < / H o u r > - 
-                 < M i n u t e > M i n u t e < / M i n u t e > - 
-             < / D a t e T i m e V a l u e s > - 
-         < / R e p o r t R e q u e s t > - 
-     < / B C R e p o r t I n f o r m a t i o n > - 
-     < R o o t > - 
-         < A u t o m a t e d E m a i l T x t > A u t o m a t e d E m a i l T x t < / A u t o m a t e d E m a i l T x t > - 
-         < G r e e t i n g T x t > G r e e t i n g T x t < / G r e e t i n g T x t > - 
-         < R e p o r t C o n t e x t > R e p o r t C o n t e x t < / R e p o r t C o n t e x t > - 
-         < S c h e d u l e s _ U r l > S c h e d u l e s _ U r l < / S c h e d u l e s _ U r l > - 
-         < S c h e d u l e s _ U r l T e x t > S c h e d u l e s _ U r l T e x t < / S c h e d u l e s _ U r l T e x t > - 
-         < F i n a n c i a l R e p o r t S c h e d u l e > - 
-             < C o d e > C o d e < / C o d e > - 
-             < D e s c r i p t i o n > D e s c r i p t i o n < / D e s c r i p t i o n > - 
-             < F i n a n c i a l R e p o r t N a m e > F i n a n c i a l R e p o r t N a m e < / F i n a n c i a l R e p o r t N a m e > - 
-         < / F i n a n c i a l R e p o r t S c h e d u l e > - 
-     < / R o o t > - 
- < / N a v W o r d R e p o r t X m l P a r t > 
-</file>
-
-<file path=customXml/itemProps1.xml><?xml version="1.0" encoding="utf-8"?>
-<ds:datastoreItem xmlns:ds="http://schemas.openxmlformats.org/officeDocument/2006/customXml" ds:itemID="{D668ADF5-4AEE-4163-8689-20F4DB5C2F6D}">
-  <ds:schemaRefs>
-    <ds:schemaRef ds:uri="urn:microsoft-dynamics-nav/reports/Financial_Report_Export_Email/99009600/"/>
-  </ds:schemaRefs>
-</ds:datastoreItem>
+<file path=customXml/item2.xml><?xml version="1.0" encoding="utf-8"?>
+<NavWordReportXmlPart xmlns="urn:microsoft-dynamics-nav/reports/Financial_Report_Export_Email/8360/">
+  <BCReportInformation>
+    <ReportMetadata>
+      <ExtensionId>Extension ID</ExtensionId>
+      <ExtensionName>Extension Name</ExtensionName>
+      <ExtensionPublisher>Extension Publisher</ExtensionPublisher>
+      <ExtensionVersion>Extension Version</ExtensionVersion>
+      <ReportId>Report ID</ReportId>
+      <ReportName>Report Name</ReportName>
+      <AboutThisReportTitle>About This Report Title</AboutThisReportTitle>
+      <AboutThisReportText>About This Report Text</AboutThisReportText>
+      <ReportHelpLink>Report Help Link</ReportHelpLink>
+    </ReportMetadata>
+    <ReportRequest>
+      <TenantEntraId>Tenant Entra Id</TenantEntraId>
+      <EnvironmentName>Environment Name</EnvironmentName>
+      <EnvironmentType>Environment Type</EnvironmentType>
+      <CompanyName>Company Name</CompanyName>
+      <CompanyDisplayName>Company Display Name</CompanyDisplayName>
+      <CompanyId>Company ID</CompanyId>
+      <UserName>User Name</UserName>
+      <DateAndTime>Date and Time</DateAndTime>
+      <Language>Language</Language>
+      <FormatRegion>Format Region</FormatRegion>
+      <DateTimeValues>
+        <Year>Year</Year>
+        <MonthNumber>Month Number</MonthNumber>
+        <DayNumber>Day Number</DayNumber>
+        <Hour>Hour</Hour>
+        <Minute>Minute</Minute>
+      </DateTimeValues>
+    </ReportRequest>
+  </BCReportInformation>
+  <Root>
+    <AutomatedEmailTxt>AutomatedEmailTxt</AutomatedEmailTxt>
+    <GreetingTxt>GreetingTxt</GreetingTxt>
+    <ReportContext>ReportContext</ReportContext>
+    <Schedules_Url>Schedules_Url</Schedules_Url>
+    <Schedules_UrlText>Schedules_UrlText</Schedules_UrlText>
+    <FinancialReportSchedule>
+      <Code>Code</Code>
+      <Description>Description</Description>
+      <FinancialReportName>FinancialReportName</FinancialReportName>
+    </FinancialReportSchedule>
+  </Root>
+</NavWordReportXmlPart>
 </file>
 
 <file path=docMetadata/LabelInfo.xml><?xml version="1.0" encoding="utf-8"?>
